--- a/experimental/pdf2rtf/real_word_holdout/word_styled_article.docx
+++ b/experimental/pdf2rtf/real_word_holdout/word_styled_article.docx
@@ -22,31 +22,40 @@
       <w:pPr>
         <w:spacing w:after="200"/>
         <w:rPr>
-          <w:b/>
           <w:sz w:val="24"/>
         </w:rPr>
       </w:pPr>
       <w:r>
         <w:rPr>
-          <w:b/>
           <w:sz w:val="24"/>
         </w:rPr>
-        <w:t>This section validates that mixed bold runs,</w:t>
-      </w:r>
-      <w:r>
-        <w:rPr>
-          <w:b/>
-          <w:i/>
-          <w:sz w:val="24"/>
-        </w:rPr>
-        <w:t xml:space="preserve"> italic expression</w:t>
+        <w:t xml:space="preserve">This section validates that </w:t>
       </w:r>
       <w:r>
         <w:rPr>
           <w:b/>
           <w:sz w:val="24"/>
         </w:rPr>
-        <w:t>s, and subset font families are preserved with high fidelity.</w:t>
+        <w:t>mixed bold runs</w:t>
+      </w:r>
+      <w:r>
+        <w:rPr>
+          <w:sz w:val="24"/>
+        </w:rPr>
+        <w:t xml:space="preserve">, </w:t>
+      </w:r>
+      <w:r>
+        <w:rPr>
+          <w:i/>
+          <w:sz w:val="24"/>
+        </w:rPr>
+        <w:t>italic expressions</w:t>
+      </w:r>
+      <w:r>
+        <w:rPr>
+          <w:sz w:val="24"/>
+        </w:rPr>
+        <w:t>, and subset font families are preserved with high fidelity.</w:t>
       </w:r>
     </w:p>
     <w:p>
@@ -54,14 +63,12 @@
         <w:spacing w:before="280"/>
         <w:rPr>
           <w:rFonts w:ascii="Calibri" w:hAnsi="Calibri" w:cs="Calibri"/>
-          <w:b/>
           <w:sz w:val="22"/>
         </w:rPr>
       </w:pPr>
       <w:r>
         <w:rPr>
           <w:rFonts w:ascii="Calibri" w:hAnsi="Calibri" w:cs="Calibri"/>
-          <w:b/>
           <w:sz w:val="22"/>
         </w:rPr>
         <w:t>Deterministic extraction ensures that document topology remains invariant under format migration.</w:t>
@@ -72,7 +79,6 @@
         <w:spacing w:before="280"/>
         <w:rPr>
           <w:rFonts w:ascii="Calibri" w:hAnsi="Calibri" w:cs="Calibri"/>
-          <w:b/>
           <w:sz w:val="22"/>
         </w:rPr>
       </w:pPr>
@@ -493,7 +499,7 @@
     <w:link w:val="1Char"/>
     <w:uiPriority w:val="9"/>
     <w:qFormat/>
-    <w:rsid w:val="00C64143"/>
+    <w:rsid w:val="00E828E0"/>
     <w:pPr>
       <w:keepNext/>
       <w:keepLines/>
@@ -516,7 +522,7 @@
     <w:semiHidden/>
     <w:unhideWhenUsed/>
     <w:qFormat/>
-    <w:rsid w:val="00C64143"/>
+    <w:rsid w:val="00E828E0"/>
     <w:pPr>
       <w:keepNext/>
       <w:keepLines/>
@@ -539,7 +545,7 @@
     <w:semiHidden/>
     <w:unhideWhenUsed/>
     <w:qFormat/>
-    <w:rsid w:val="00C64143"/>
+    <w:rsid w:val="00E828E0"/>
     <w:pPr>
       <w:keepNext/>
       <w:keepLines/>
@@ -560,7 +566,7 @@
     <w:semiHidden/>
     <w:unhideWhenUsed/>
     <w:qFormat/>
-    <w:rsid w:val="00C64143"/>
+    <w:rsid w:val="00E828E0"/>
     <w:pPr>
       <w:keepNext/>
       <w:keepLines/>
@@ -583,7 +589,7 @@
     <w:semiHidden/>
     <w:unhideWhenUsed/>
     <w:qFormat/>
-    <w:rsid w:val="00C64143"/>
+    <w:rsid w:val="00E828E0"/>
     <w:pPr>
       <w:keepNext/>
       <w:keepLines/>
@@ -604,7 +610,7 @@
     <w:semiHidden/>
     <w:unhideWhenUsed/>
     <w:qFormat/>
-    <w:rsid w:val="00C64143"/>
+    <w:rsid w:val="00E828E0"/>
     <w:pPr>
       <w:keepNext/>
       <w:keepLines/>
@@ -627,7 +633,7 @@
     <w:semiHidden/>
     <w:unhideWhenUsed/>
     <w:qFormat/>
-    <w:rsid w:val="00C64143"/>
+    <w:rsid w:val="00E828E0"/>
     <w:pPr>
       <w:keepNext/>
       <w:keepLines/>
@@ -648,7 +654,7 @@
     <w:semiHidden/>
     <w:unhideWhenUsed/>
     <w:qFormat/>
-    <w:rsid w:val="00C64143"/>
+    <w:rsid w:val="00E828E0"/>
     <w:pPr>
       <w:keepNext/>
       <w:keepLines/>
@@ -671,7 +677,7 @@
     <w:semiHidden/>
     <w:unhideWhenUsed/>
     <w:qFormat/>
-    <w:rsid w:val="00C64143"/>
+    <w:rsid w:val="00E828E0"/>
     <w:pPr>
       <w:keepNext/>
       <w:keepLines/>
@@ -715,7 +721,7 @@
     <w:basedOn w:val="a0"/>
     <w:link w:val="1"/>
     <w:uiPriority w:val="9"/>
-    <w:rsid w:val="00C64143"/>
+    <w:rsid w:val="00E828E0"/>
     <w:rPr>
       <w:rFonts w:asciiTheme="majorHAnsi" w:eastAsiaTheme="majorEastAsia" w:hAnsiTheme="majorHAnsi" w:cstheme="majorBidi"/>
       <w:color w:val="0F4761" w:themeColor="accent1" w:themeShade="BF"/>
@@ -729,7 +735,7 @@
     <w:link w:val="2"/>
     <w:uiPriority w:val="9"/>
     <w:semiHidden/>
-    <w:rsid w:val="00C64143"/>
+    <w:rsid w:val="00E828E0"/>
     <w:rPr>
       <w:rFonts w:asciiTheme="majorHAnsi" w:eastAsiaTheme="majorEastAsia" w:hAnsiTheme="majorHAnsi" w:cstheme="majorBidi"/>
       <w:color w:val="0F4761" w:themeColor="accent1" w:themeShade="BF"/>
@@ -743,7 +749,7 @@
     <w:link w:val="3"/>
     <w:uiPriority w:val="9"/>
     <w:semiHidden/>
-    <w:rsid w:val="00C64143"/>
+    <w:rsid w:val="00E828E0"/>
     <w:rPr>
       <w:rFonts w:asciiTheme="minorHAnsi" w:eastAsiaTheme="majorEastAsia" w:hAnsiTheme="minorHAnsi" w:cstheme="majorBidi"/>
       <w:color w:val="0F4761" w:themeColor="accent1" w:themeShade="BF"/>
@@ -755,7 +761,7 @@
     <w:link w:val="4"/>
     <w:uiPriority w:val="9"/>
     <w:semiHidden/>
-    <w:rsid w:val="00C64143"/>
+    <w:rsid w:val="00E828E0"/>
     <w:rPr>
       <w:rFonts w:asciiTheme="minorHAnsi" w:eastAsiaTheme="majorEastAsia" w:hAnsiTheme="minorHAnsi" w:cstheme="majorBidi"/>
       <w:i/>
@@ -769,7 +775,7 @@
     <w:link w:val="5"/>
     <w:uiPriority w:val="9"/>
     <w:semiHidden/>
-    <w:rsid w:val="00C64143"/>
+    <w:rsid w:val="00E828E0"/>
     <w:rPr>
       <w:rFonts w:asciiTheme="minorHAnsi" w:eastAsiaTheme="majorEastAsia" w:hAnsiTheme="minorHAnsi" w:cstheme="majorBidi"/>
       <w:color w:val="0F4761" w:themeColor="accent1" w:themeShade="BF"/>
@@ -781,7 +787,7 @@
     <w:link w:val="6"/>
     <w:uiPriority w:val="9"/>
     <w:semiHidden/>
-    <w:rsid w:val="00C64143"/>
+    <w:rsid w:val="00E828E0"/>
     <w:rPr>
       <w:rFonts w:asciiTheme="minorHAnsi" w:eastAsiaTheme="majorEastAsia" w:hAnsiTheme="minorHAnsi" w:cstheme="majorBidi"/>
       <w:i/>
@@ -795,7 +801,7 @@
     <w:link w:val="7"/>
     <w:uiPriority w:val="9"/>
     <w:semiHidden/>
-    <w:rsid w:val="00C64143"/>
+    <w:rsid w:val="00E828E0"/>
     <w:rPr>
       <w:rFonts w:asciiTheme="minorHAnsi" w:eastAsiaTheme="majorEastAsia" w:hAnsiTheme="minorHAnsi" w:cstheme="majorBidi"/>
       <w:color w:val="595959" w:themeColor="text1" w:themeTint="A6"/>
@@ -807,7 +813,7 @@
     <w:link w:val="8"/>
     <w:uiPriority w:val="9"/>
     <w:semiHidden/>
-    <w:rsid w:val="00C64143"/>
+    <w:rsid w:val="00E828E0"/>
     <w:rPr>
       <w:rFonts w:asciiTheme="minorHAnsi" w:eastAsiaTheme="majorEastAsia" w:hAnsiTheme="minorHAnsi" w:cstheme="majorBidi"/>
       <w:i/>
@@ -821,7 +827,7 @@
     <w:link w:val="9"/>
     <w:uiPriority w:val="9"/>
     <w:semiHidden/>
-    <w:rsid w:val="00C64143"/>
+    <w:rsid w:val="00E828E0"/>
     <w:rPr>
       <w:rFonts w:asciiTheme="minorHAnsi" w:eastAsiaTheme="majorEastAsia" w:hAnsiTheme="minorHAnsi" w:cstheme="majorBidi"/>
       <w:color w:val="272727" w:themeColor="text1" w:themeTint="D8"/>
@@ -834,7 +840,7 @@
     <w:link w:val="Char"/>
     <w:uiPriority w:val="10"/>
     <w:qFormat/>
-    <w:rsid w:val="00C64143"/>
+    <w:rsid w:val="00E828E0"/>
     <w:pPr>
       <w:spacing w:after="80" w:line="240" w:lineRule="auto"/>
       <w:contextualSpacing/>
@@ -852,7 +858,7 @@
     <w:basedOn w:val="a0"/>
     <w:link w:val="a3"/>
     <w:uiPriority w:val="10"/>
-    <w:rsid w:val="00C64143"/>
+    <w:rsid w:val="00E828E0"/>
     <w:rPr>
       <w:rFonts w:asciiTheme="majorHAnsi" w:eastAsiaTheme="majorEastAsia" w:hAnsiTheme="majorHAnsi" w:cstheme="majorBidi"/>
       <w:spacing w:val="-10"/>
@@ -868,7 +874,7 @@
     <w:link w:val="Char0"/>
     <w:uiPriority w:val="11"/>
     <w:qFormat/>
-    <w:rsid w:val="00C64143"/>
+    <w:rsid w:val="00E828E0"/>
     <w:pPr>
       <w:numPr>
         <w:ilvl w:val="1"/>
@@ -885,7 +891,7 @@
     <w:basedOn w:val="a0"/>
     <w:link w:val="a4"/>
     <w:uiPriority w:val="11"/>
-    <w:rsid w:val="00C64143"/>
+    <w:rsid w:val="00E828E0"/>
     <w:rPr>
       <w:rFonts w:asciiTheme="minorHAnsi" w:eastAsiaTheme="majorEastAsia" w:hAnsiTheme="minorHAnsi" w:cstheme="majorBidi"/>
       <w:color w:val="595959" w:themeColor="text1" w:themeTint="A6"/>
@@ -899,7 +905,7 @@
     <w:link w:val="Char1"/>
     <w:uiPriority w:val="29"/>
     <w:qFormat/>
-    <w:rsid w:val="00C64143"/>
+    <w:rsid w:val="00E828E0"/>
     <w:pPr>
       <w:spacing w:before="160"/>
       <w:jc w:val="center"/>
@@ -915,7 +921,7 @@
     <w:basedOn w:val="a0"/>
     <w:link w:val="a5"/>
     <w:uiPriority w:val="29"/>
-    <w:rsid w:val="00C64143"/>
+    <w:rsid w:val="00E828E0"/>
     <w:rPr>
       <w:i/>
       <w:iCs/>
@@ -927,7 +933,7 @@
     <w:basedOn w:val="a"/>
     <w:uiPriority w:val="34"/>
     <w:qFormat/>
-    <w:rsid w:val="00C64143"/>
+    <w:rsid w:val="00E828E0"/>
     <w:pPr>
       <w:ind w:left="720"/>
       <w:contextualSpacing/>
@@ -938,7 +944,7 @@
     <w:basedOn w:val="a0"/>
     <w:uiPriority w:val="21"/>
     <w:qFormat/>
-    <w:rsid w:val="00C64143"/>
+    <w:rsid w:val="00E828E0"/>
     <w:rPr>
       <w:i/>
       <w:iCs/>
@@ -952,7 +958,7 @@
     <w:link w:val="Char2"/>
     <w:uiPriority w:val="30"/>
     <w:qFormat/>
-    <w:rsid w:val="00C64143"/>
+    <w:rsid w:val="00E828E0"/>
     <w:pPr>
       <w:pBdr>
         <w:top w:val="single" w:sz="4" w:space="10" w:color="0F4761" w:themeColor="accent1" w:themeShade="BF"/>
@@ -973,7 +979,7 @@
     <w:basedOn w:val="a0"/>
     <w:link w:val="a8"/>
     <w:uiPriority w:val="30"/>
-    <w:rsid w:val="00C64143"/>
+    <w:rsid w:val="00E828E0"/>
     <w:rPr>
       <w:i/>
       <w:iCs/>
@@ -985,7 +991,7 @@
     <w:basedOn w:val="a0"/>
     <w:uiPriority w:val="32"/>
     <w:qFormat/>
-    <w:rsid w:val="00C64143"/>
+    <w:rsid w:val="00E828E0"/>
     <w:rPr>
       <w:b/>
       <w:bCs/>

--- a/experimental/pdf2rtf/real_word_holdout/word_styled_article.docx
+++ b/experimental/pdf2rtf/real_word_holdout/word_styled_article.docx
@@ -499,7 +499,7 @@
     <w:link w:val="1Char"/>
     <w:uiPriority w:val="9"/>
     <w:qFormat/>
-    <w:rsid w:val="00E828E0"/>
+    <w:rsid w:val="0032206F"/>
     <w:pPr>
       <w:keepNext/>
       <w:keepLines/>
@@ -522,7 +522,7 @@
     <w:semiHidden/>
     <w:unhideWhenUsed/>
     <w:qFormat/>
-    <w:rsid w:val="00E828E0"/>
+    <w:rsid w:val="0032206F"/>
     <w:pPr>
       <w:keepNext/>
       <w:keepLines/>
@@ -545,7 +545,7 @@
     <w:semiHidden/>
     <w:unhideWhenUsed/>
     <w:qFormat/>
-    <w:rsid w:val="00E828E0"/>
+    <w:rsid w:val="0032206F"/>
     <w:pPr>
       <w:keepNext/>
       <w:keepLines/>
@@ -566,7 +566,7 @@
     <w:semiHidden/>
     <w:unhideWhenUsed/>
     <w:qFormat/>
-    <w:rsid w:val="00E828E0"/>
+    <w:rsid w:val="0032206F"/>
     <w:pPr>
       <w:keepNext/>
       <w:keepLines/>
@@ -589,7 +589,7 @@
     <w:semiHidden/>
     <w:unhideWhenUsed/>
     <w:qFormat/>
-    <w:rsid w:val="00E828E0"/>
+    <w:rsid w:val="0032206F"/>
     <w:pPr>
       <w:keepNext/>
       <w:keepLines/>
@@ -610,7 +610,7 @@
     <w:semiHidden/>
     <w:unhideWhenUsed/>
     <w:qFormat/>
-    <w:rsid w:val="00E828E0"/>
+    <w:rsid w:val="0032206F"/>
     <w:pPr>
       <w:keepNext/>
       <w:keepLines/>
@@ -633,7 +633,7 @@
     <w:semiHidden/>
     <w:unhideWhenUsed/>
     <w:qFormat/>
-    <w:rsid w:val="00E828E0"/>
+    <w:rsid w:val="0032206F"/>
     <w:pPr>
       <w:keepNext/>
       <w:keepLines/>
@@ -654,7 +654,7 @@
     <w:semiHidden/>
     <w:unhideWhenUsed/>
     <w:qFormat/>
-    <w:rsid w:val="00E828E0"/>
+    <w:rsid w:val="0032206F"/>
     <w:pPr>
       <w:keepNext/>
       <w:keepLines/>
@@ -677,7 +677,7 @@
     <w:semiHidden/>
     <w:unhideWhenUsed/>
     <w:qFormat/>
-    <w:rsid w:val="00E828E0"/>
+    <w:rsid w:val="0032206F"/>
     <w:pPr>
       <w:keepNext/>
       <w:keepLines/>
@@ -721,7 +721,7 @@
     <w:basedOn w:val="a0"/>
     <w:link w:val="1"/>
     <w:uiPriority w:val="9"/>
-    <w:rsid w:val="00E828E0"/>
+    <w:rsid w:val="0032206F"/>
     <w:rPr>
       <w:rFonts w:asciiTheme="majorHAnsi" w:eastAsiaTheme="majorEastAsia" w:hAnsiTheme="majorHAnsi" w:cstheme="majorBidi"/>
       <w:color w:val="0F4761" w:themeColor="accent1" w:themeShade="BF"/>
@@ -735,7 +735,7 @@
     <w:link w:val="2"/>
     <w:uiPriority w:val="9"/>
     <w:semiHidden/>
-    <w:rsid w:val="00E828E0"/>
+    <w:rsid w:val="0032206F"/>
     <w:rPr>
       <w:rFonts w:asciiTheme="majorHAnsi" w:eastAsiaTheme="majorEastAsia" w:hAnsiTheme="majorHAnsi" w:cstheme="majorBidi"/>
       <w:color w:val="0F4761" w:themeColor="accent1" w:themeShade="BF"/>
@@ -749,7 +749,7 @@
     <w:link w:val="3"/>
     <w:uiPriority w:val="9"/>
     <w:semiHidden/>
-    <w:rsid w:val="00E828E0"/>
+    <w:rsid w:val="0032206F"/>
     <w:rPr>
       <w:rFonts w:asciiTheme="minorHAnsi" w:eastAsiaTheme="majorEastAsia" w:hAnsiTheme="minorHAnsi" w:cstheme="majorBidi"/>
       <w:color w:val="0F4761" w:themeColor="accent1" w:themeShade="BF"/>
@@ -761,7 +761,7 @@
     <w:link w:val="4"/>
     <w:uiPriority w:val="9"/>
     <w:semiHidden/>
-    <w:rsid w:val="00E828E0"/>
+    <w:rsid w:val="0032206F"/>
     <w:rPr>
       <w:rFonts w:asciiTheme="minorHAnsi" w:eastAsiaTheme="majorEastAsia" w:hAnsiTheme="minorHAnsi" w:cstheme="majorBidi"/>
       <w:i/>
@@ -775,7 +775,7 @@
     <w:link w:val="5"/>
     <w:uiPriority w:val="9"/>
     <w:semiHidden/>
-    <w:rsid w:val="00E828E0"/>
+    <w:rsid w:val="0032206F"/>
     <w:rPr>
       <w:rFonts w:asciiTheme="minorHAnsi" w:eastAsiaTheme="majorEastAsia" w:hAnsiTheme="minorHAnsi" w:cstheme="majorBidi"/>
       <w:color w:val="0F4761" w:themeColor="accent1" w:themeShade="BF"/>
@@ -787,7 +787,7 @@
     <w:link w:val="6"/>
     <w:uiPriority w:val="9"/>
     <w:semiHidden/>
-    <w:rsid w:val="00E828E0"/>
+    <w:rsid w:val="0032206F"/>
     <w:rPr>
       <w:rFonts w:asciiTheme="minorHAnsi" w:eastAsiaTheme="majorEastAsia" w:hAnsiTheme="minorHAnsi" w:cstheme="majorBidi"/>
       <w:i/>
@@ -801,7 +801,7 @@
     <w:link w:val="7"/>
     <w:uiPriority w:val="9"/>
     <w:semiHidden/>
-    <w:rsid w:val="00E828E0"/>
+    <w:rsid w:val="0032206F"/>
     <w:rPr>
       <w:rFonts w:asciiTheme="minorHAnsi" w:eastAsiaTheme="majorEastAsia" w:hAnsiTheme="minorHAnsi" w:cstheme="majorBidi"/>
       <w:color w:val="595959" w:themeColor="text1" w:themeTint="A6"/>
@@ -813,7 +813,7 @@
     <w:link w:val="8"/>
     <w:uiPriority w:val="9"/>
     <w:semiHidden/>
-    <w:rsid w:val="00E828E0"/>
+    <w:rsid w:val="0032206F"/>
     <w:rPr>
       <w:rFonts w:asciiTheme="minorHAnsi" w:eastAsiaTheme="majorEastAsia" w:hAnsiTheme="minorHAnsi" w:cstheme="majorBidi"/>
       <w:i/>
@@ -827,7 +827,7 @@
     <w:link w:val="9"/>
     <w:uiPriority w:val="9"/>
     <w:semiHidden/>
-    <w:rsid w:val="00E828E0"/>
+    <w:rsid w:val="0032206F"/>
     <w:rPr>
       <w:rFonts w:asciiTheme="minorHAnsi" w:eastAsiaTheme="majorEastAsia" w:hAnsiTheme="minorHAnsi" w:cstheme="majorBidi"/>
       <w:color w:val="272727" w:themeColor="text1" w:themeTint="D8"/>
@@ -840,7 +840,7 @@
     <w:link w:val="Char"/>
     <w:uiPriority w:val="10"/>
     <w:qFormat/>
-    <w:rsid w:val="00E828E0"/>
+    <w:rsid w:val="0032206F"/>
     <w:pPr>
       <w:spacing w:after="80" w:line="240" w:lineRule="auto"/>
       <w:contextualSpacing/>
@@ -858,7 +858,7 @@
     <w:basedOn w:val="a0"/>
     <w:link w:val="a3"/>
     <w:uiPriority w:val="10"/>
-    <w:rsid w:val="00E828E0"/>
+    <w:rsid w:val="0032206F"/>
     <w:rPr>
       <w:rFonts w:asciiTheme="majorHAnsi" w:eastAsiaTheme="majorEastAsia" w:hAnsiTheme="majorHAnsi" w:cstheme="majorBidi"/>
       <w:spacing w:val="-10"/>
@@ -874,7 +874,7 @@
     <w:link w:val="Char0"/>
     <w:uiPriority w:val="11"/>
     <w:qFormat/>
-    <w:rsid w:val="00E828E0"/>
+    <w:rsid w:val="0032206F"/>
     <w:pPr>
       <w:numPr>
         <w:ilvl w:val="1"/>
@@ -891,7 +891,7 @@
     <w:basedOn w:val="a0"/>
     <w:link w:val="a4"/>
     <w:uiPriority w:val="11"/>
-    <w:rsid w:val="00E828E0"/>
+    <w:rsid w:val="0032206F"/>
     <w:rPr>
       <w:rFonts w:asciiTheme="minorHAnsi" w:eastAsiaTheme="majorEastAsia" w:hAnsiTheme="minorHAnsi" w:cstheme="majorBidi"/>
       <w:color w:val="595959" w:themeColor="text1" w:themeTint="A6"/>
@@ -905,7 +905,7 @@
     <w:link w:val="Char1"/>
     <w:uiPriority w:val="29"/>
     <w:qFormat/>
-    <w:rsid w:val="00E828E0"/>
+    <w:rsid w:val="0032206F"/>
     <w:pPr>
       <w:spacing w:before="160"/>
       <w:jc w:val="center"/>
@@ -921,7 +921,7 @@
     <w:basedOn w:val="a0"/>
     <w:link w:val="a5"/>
     <w:uiPriority w:val="29"/>
-    <w:rsid w:val="00E828E0"/>
+    <w:rsid w:val="0032206F"/>
     <w:rPr>
       <w:i/>
       <w:iCs/>
@@ -933,7 +933,7 @@
     <w:basedOn w:val="a"/>
     <w:uiPriority w:val="34"/>
     <w:qFormat/>
-    <w:rsid w:val="00E828E0"/>
+    <w:rsid w:val="0032206F"/>
     <w:pPr>
       <w:ind w:left="720"/>
       <w:contextualSpacing/>
@@ -944,7 +944,7 @@
     <w:basedOn w:val="a0"/>
     <w:uiPriority w:val="21"/>
     <w:qFormat/>
-    <w:rsid w:val="00E828E0"/>
+    <w:rsid w:val="0032206F"/>
     <w:rPr>
       <w:i/>
       <w:iCs/>
@@ -958,7 +958,7 @@
     <w:link w:val="Char2"/>
     <w:uiPriority w:val="30"/>
     <w:qFormat/>
-    <w:rsid w:val="00E828E0"/>
+    <w:rsid w:val="0032206F"/>
     <w:pPr>
       <w:pBdr>
         <w:top w:val="single" w:sz="4" w:space="10" w:color="0F4761" w:themeColor="accent1" w:themeShade="BF"/>
@@ -979,7 +979,7 @@
     <w:basedOn w:val="a0"/>
     <w:link w:val="a8"/>
     <w:uiPriority w:val="30"/>
-    <w:rsid w:val="00E828E0"/>
+    <w:rsid w:val="0032206F"/>
     <w:rPr>
       <w:i/>
       <w:iCs/>
@@ -991,7 +991,7 @@
     <w:basedOn w:val="a0"/>
     <w:uiPriority w:val="32"/>
     <w:qFormat/>
-    <w:rsid w:val="00E828E0"/>
+    <w:rsid w:val="0032206F"/>
     <w:rPr>
       <w:b/>
       <w:bCs/>

--- a/experimental/pdf2rtf/real_word_holdout/word_styled_article.docx
+++ b/experimental/pdf2rtf/real_word_holdout/word_styled_article.docx
@@ -499,7 +499,7 @@
     <w:link w:val="1Char"/>
     <w:uiPriority w:val="9"/>
     <w:qFormat/>
-    <w:rsid w:val="0032206F"/>
+    <w:rsid w:val="00105D89"/>
     <w:pPr>
       <w:keepNext/>
       <w:keepLines/>
@@ -522,7 +522,7 @@
     <w:semiHidden/>
     <w:unhideWhenUsed/>
     <w:qFormat/>
-    <w:rsid w:val="0032206F"/>
+    <w:rsid w:val="00105D89"/>
     <w:pPr>
       <w:keepNext/>
       <w:keepLines/>
@@ -545,7 +545,7 @@
     <w:semiHidden/>
     <w:unhideWhenUsed/>
     <w:qFormat/>
-    <w:rsid w:val="0032206F"/>
+    <w:rsid w:val="00105D89"/>
     <w:pPr>
       <w:keepNext/>
       <w:keepLines/>
@@ -566,7 +566,7 @@
     <w:semiHidden/>
     <w:unhideWhenUsed/>
     <w:qFormat/>
-    <w:rsid w:val="0032206F"/>
+    <w:rsid w:val="00105D89"/>
     <w:pPr>
       <w:keepNext/>
       <w:keepLines/>
@@ -589,7 +589,7 @@
     <w:semiHidden/>
     <w:unhideWhenUsed/>
     <w:qFormat/>
-    <w:rsid w:val="0032206F"/>
+    <w:rsid w:val="00105D89"/>
     <w:pPr>
       <w:keepNext/>
       <w:keepLines/>
@@ -610,7 +610,7 @@
     <w:semiHidden/>
     <w:unhideWhenUsed/>
     <w:qFormat/>
-    <w:rsid w:val="0032206F"/>
+    <w:rsid w:val="00105D89"/>
     <w:pPr>
       <w:keepNext/>
       <w:keepLines/>
@@ -633,7 +633,7 @@
     <w:semiHidden/>
     <w:unhideWhenUsed/>
     <w:qFormat/>
-    <w:rsid w:val="0032206F"/>
+    <w:rsid w:val="00105D89"/>
     <w:pPr>
       <w:keepNext/>
       <w:keepLines/>
@@ -654,7 +654,7 @@
     <w:semiHidden/>
     <w:unhideWhenUsed/>
     <w:qFormat/>
-    <w:rsid w:val="0032206F"/>
+    <w:rsid w:val="00105D89"/>
     <w:pPr>
       <w:keepNext/>
       <w:keepLines/>
@@ -677,7 +677,7 @@
     <w:semiHidden/>
     <w:unhideWhenUsed/>
     <w:qFormat/>
-    <w:rsid w:val="0032206F"/>
+    <w:rsid w:val="00105D89"/>
     <w:pPr>
       <w:keepNext/>
       <w:keepLines/>
@@ -721,7 +721,7 @@
     <w:basedOn w:val="a0"/>
     <w:link w:val="1"/>
     <w:uiPriority w:val="9"/>
-    <w:rsid w:val="0032206F"/>
+    <w:rsid w:val="00105D89"/>
     <w:rPr>
       <w:rFonts w:asciiTheme="majorHAnsi" w:eastAsiaTheme="majorEastAsia" w:hAnsiTheme="majorHAnsi" w:cstheme="majorBidi"/>
       <w:color w:val="0F4761" w:themeColor="accent1" w:themeShade="BF"/>
@@ -735,7 +735,7 @@
     <w:link w:val="2"/>
     <w:uiPriority w:val="9"/>
     <w:semiHidden/>
-    <w:rsid w:val="0032206F"/>
+    <w:rsid w:val="00105D89"/>
     <w:rPr>
       <w:rFonts w:asciiTheme="majorHAnsi" w:eastAsiaTheme="majorEastAsia" w:hAnsiTheme="majorHAnsi" w:cstheme="majorBidi"/>
       <w:color w:val="0F4761" w:themeColor="accent1" w:themeShade="BF"/>
@@ -749,7 +749,7 @@
     <w:link w:val="3"/>
     <w:uiPriority w:val="9"/>
     <w:semiHidden/>
-    <w:rsid w:val="0032206F"/>
+    <w:rsid w:val="00105D89"/>
     <w:rPr>
       <w:rFonts w:asciiTheme="minorHAnsi" w:eastAsiaTheme="majorEastAsia" w:hAnsiTheme="minorHAnsi" w:cstheme="majorBidi"/>
       <w:color w:val="0F4761" w:themeColor="accent1" w:themeShade="BF"/>
@@ -761,7 +761,7 @@
     <w:link w:val="4"/>
     <w:uiPriority w:val="9"/>
     <w:semiHidden/>
-    <w:rsid w:val="0032206F"/>
+    <w:rsid w:val="00105D89"/>
     <w:rPr>
       <w:rFonts w:asciiTheme="minorHAnsi" w:eastAsiaTheme="majorEastAsia" w:hAnsiTheme="minorHAnsi" w:cstheme="majorBidi"/>
       <w:i/>
@@ -775,7 +775,7 @@
     <w:link w:val="5"/>
     <w:uiPriority w:val="9"/>
     <w:semiHidden/>
-    <w:rsid w:val="0032206F"/>
+    <w:rsid w:val="00105D89"/>
     <w:rPr>
       <w:rFonts w:asciiTheme="minorHAnsi" w:eastAsiaTheme="majorEastAsia" w:hAnsiTheme="minorHAnsi" w:cstheme="majorBidi"/>
       <w:color w:val="0F4761" w:themeColor="accent1" w:themeShade="BF"/>
@@ -787,7 +787,7 @@
     <w:link w:val="6"/>
     <w:uiPriority w:val="9"/>
     <w:semiHidden/>
-    <w:rsid w:val="0032206F"/>
+    <w:rsid w:val="00105D89"/>
     <w:rPr>
       <w:rFonts w:asciiTheme="minorHAnsi" w:eastAsiaTheme="majorEastAsia" w:hAnsiTheme="minorHAnsi" w:cstheme="majorBidi"/>
       <w:i/>
@@ -801,7 +801,7 @@
     <w:link w:val="7"/>
     <w:uiPriority w:val="9"/>
     <w:semiHidden/>
-    <w:rsid w:val="0032206F"/>
+    <w:rsid w:val="00105D89"/>
     <w:rPr>
       <w:rFonts w:asciiTheme="minorHAnsi" w:eastAsiaTheme="majorEastAsia" w:hAnsiTheme="minorHAnsi" w:cstheme="majorBidi"/>
       <w:color w:val="595959" w:themeColor="text1" w:themeTint="A6"/>
@@ -813,7 +813,7 @@
     <w:link w:val="8"/>
     <w:uiPriority w:val="9"/>
     <w:semiHidden/>
-    <w:rsid w:val="0032206F"/>
+    <w:rsid w:val="00105D89"/>
     <w:rPr>
       <w:rFonts w:asciiTheme="minorHAnsi" w:eastAsiaTheme="majorEastAsia" w:hAnsiTheme="minorHAnsi" w:cstheme="majorBidi"/>
       <w:i/>
@@ -827,7 +827,7 @@
     <w:link w:val="9"/>
     <w:uiPriority w:val="9"/>
     <w:semiHidden/>
-    <w:rsid w:val="0032206F"/>
+    <w:rsid w:val="00105D89"/>
     <w:rPr>
       <w:rFonts w:asciiTheme="minorHAnsi" w:eastAsiaTheme="majorEastAsia" w:hAnsiTheme="minorHAnsi" w:cstheme="majorBidi"/>
       <w:color w:val="272727" w:themeColor="text1" w:themeTint="D8"/>
@@ -840,7 +840,7 @@
     <w:link w:val="Char"/>
     <w:uiPriority w:val="10"/>
     <w:qFormat/>
-    <w:rsid w:val="0032206F"/>
+    <w:rsid w:val="00105D89"/>
     <w:pPr>
       <w:spacing w:after="80" w:line="240" w:lineRule="auto"/>
       <w:contextualSpacing/>
@@ -858,7 +858,7 @@
     <w:basedOn w:val="a0"/>
     <w:link w:val="a3"/>
     <w:uiPriority w:val="10"/>
-    <w:rsid w:val="0032206F"/>
+    <w:rsid w:val="00105D89"/>
     <w:rPr>
       <w:rFonts w:asciiTheme="majorHAnsi" w:eastAsiaTheme="majorEastAsia" w:hAnsiTheme="majorHAnsi" w:cstheme="majorBidi"/>
       <w:spacing w:val="-10"/>
@@ -874,7 +874,7 @@
     <w:link w:val="Char0"/>
     <w:uiPriority w:val="11"/>
     <w:qFormat/>
-    <w:rsid w:val="0032206F"/>
+    <w:rsid w:val="00105D89"/>
     <w:pPr>
       <w:numPr>
         <w:ilvl w:val="1"/>
@@ -891,7 +891,7 @@
     <w:basedOn w:val="a0"/>
     <w:link w:val="a4"/>
     <w:uiPriority w:val="11"/>
-    <w:rsid w:val="0032206F"/>
+    <w:rsid w:val="00105D89"/>
     <w:rPr>
       <w:rFonts w:asciiTheme="minorHAnsi" w:eastAsiaTheme="majorEastAsia" w:hAnsiTheme="minorHAnsi" w:cstheme="majorBidi"/>
       <w:color w:val="595959" w:themeColor="text1" w:themeTint="A6"/>
@@ -905,7 +905,7 @@
     <w:link w:val="Char1"/>
     <w:uiPriority w:val="29"/>
     <w:qFormat/>
-    <w:rsid w:val="0032206F"/>
+    <w:rsid w:val="00105D89"/>
     <w:pPr>
       <w:spacing w:before="160"/>
       <w:jc w:val="center"/>
@@ -921,7 +921,7 @@
     <w:basedOn w:val="a0"/>
     <w:link w:val="a5"/>
     <w:uiPriority w:val="29"/>
-    <w:rsid w:val="0032206F"/>
+    <w:rsid w:val="00105D89"/>
     <w:rPr>
       <w:i/>
       <w:iCs/>
@@ -933,7 +933,7 @@
     <w:basedOn w:val="a"/>
     <w:uiPriority w:val="34"/>
     <w:qFormat/>
-    <w:rsid w:val="0032206F"/>
+    <w:rsid w:val="00105D89"/>
     <w:pPr>
       <w:ind w:left="720"/>
       <w:contextualSpacing/>
@@ -944,7 +944,7 @@
     <w:basedOn w:val="a0"/>
     <w:uiPriority w:val="21"/>
     <w:qFormat/>
-    <w:rsid w:val="0032206F"/>
+    <w:rsid w:val="00105D89"/>
     <w:rPr>
       <w:i/>
       <w:iCs/>
@@ -958,7 +958,7 @@
     <w:link w:val="Char2"/>
     <w:uiPriority w:val="30"/>
     <w:qFormat/>
-    <w:rsid w:val="0032206F"/>
+    <w:rsid w:val="00105D89"/>
     <w:pPr>
       <w:pBdr>
         <w:top w:val="single" w:sz="4" w:space="10" w:color="0F4761" w:themeColor="accent1" w:themeShade="BF"/>
@@ -979,7 +979,7 @@
     <w:basedOn w:val="a0"/>
     <w:link w:val="a8"/>
     <w:uiPriority w:val="30"/>
-    <w:rsid w:val="0032206F"/>
+    <w:rsid w:val="00105D89"/>
     <w:rPr>
       <w:i/>
       <w:iCs/>
@@ -991,7 +991,7 @@
     <w:basedOn w:val="a0"/>
     <w:uiPriority w:val="32"/>
     <w:qFormat/>
-    <w:rsid w:val="0032206F"/>
+    <w:rsid w:val="00105D89"/>
     <w:rPr>
       <w:b/>
       <w:bCs/>
